--- a/pcd_automation/pcd_automation/modelo_documentos/templates/termo_depoimento_testemunha.docx
+++ b/pcd_automation/pcd_automation/modelo_documentos/templates/termo_depoimento_testemunha.docx
@@ -755,7 +755,7 @@
         <w:rPr>
           <w:rFonts w:ascii="Rawline" w:hAnsi="Rawline"/>
         </w:rPr>
-        <w:t>pelo defensor foi perguntado (...). Nada mais disse nem lhe foi perguntado e para constar, lavrei este termo que, iniciado as {{ hora_inicio_depoimento }} horas foi encerrado às {{ hora_fim_depoimento }} horas do mesmo dia, o qual depois de lido e achado conforme, vai assinado. O sindicado (e seu defensor, caso tenha sido constituído) fica(m), ainda, desde já, NOTIFICADO(S) a acompanhar(em), facultativamente, a audição das testemunhas (ou outras</w:t>
+        <w:t>pelo defensor foi perguntado (...). Nada mais disse nem lhe foi perguntado e para constar, lavrei este termo que, iniciado as {{ hora_inicio_depoimento }} foi encerrado às {{ hora_fim_depoimento }} do mesmo dia, o qual depois de lido e achado conforme, vai assinado. O sindicado (e seu defensor, caso tenha sido constituído) fica(m), ainda, desde já, NOTIFICADO(S) a acompanhar(em), facultativamente, a audição das testemunhas (ou outras</w:t>
       </w:r>
     </w:p>
     <w:p>
@@ -781,7 +781,7 @@
         <w:rPr>
           <w:rFonts w:ascii="Rawline" w:hAnsi="Rawline"/>
         </w:rPr>
-        <w:t>, especificar), que ocorrerá no próximo dia {{ data_proxima_oitiva }}, às {{ hora_proxima_oitiva }} horas, no {{ local_proxima_oitiva }}.</w:t>
+        <w:t>, especificar), que ocorrerá no próximo dia {{ data_proxima_oitiva }}, às {{ hora_proxima_oitiva }}, no {{ local_proxima_oitiva }}.</w:t>
       </w:r>
     </w:p>
     <w:p>
@@ -1070,6 +1070,9 @@
     </w:p>
     <w:sectPr>
       <w:headerReference w:type="default" r:id="rId8"/>
+      <w:footerReference w:type="default" r:id="rId11"/>
+      <w:headerReference w:type="first" r:id="rId12"/>
+      <w:footerReference w:type="first" r:id="rId13"/>
       <w:footnotePr>
         <w:pos w:val="beneathText"/>
       </w:footnotePr>
@@ -1099,6 +1102,26 @@
     </w:p>
   </w:endnote>
 </w:endnotes>
+</file>
+
+<file path=word/footer1.xml><?xml version="1.0" encoding="utf-8"?>
+<w:ftr xmlns:m="http://schemas.openxmlformats.org/officeDocument/2006/math" xmlns:mc="http://schemas.openxmlformats.org/markup-compatibility/2006" xmlns:mo="http://schemas.microsoft.com/office/mac/office/2008/main" xmlns:mv="urn:schemas-microsoft-com:mac:vml" xmlns:o="urn:schemas-microsoft-com:office:office" xmlns:r="http://schemas.openxmlformats.org/officeDocument/2006/relationships" xmlns:v="urn:schemas-microsoft-com:vml" xmlns:w10="urn:schemas-microsoft-com:office:word" xmlns:w14="http://schemas.microsoft.com/office/word/2010/wordml" xmlns:w="http://schemas.openxmlformats.org/wordprocessingml/2006/main" xmlns:wne="http://schemas.microsoft.com/office/word/2006/wordml" xmlns:wp14="http://schemas.microsoft.com/office/word/2010/wordprocessingDrawing" xmlns:wp="http://schemas.openxmlformats.org/drawingml/2006/wordprocessingDrawing" xmlns:wpc="http://schemas.microsoft.com/office/word/2010/wordprocessingCanvas" xmlns:wpg="http://schemas.microsoft.com/office/word/2010/wordprocessingGroup" xmlns:wpi="http://schemas.microsoft.com/office/word/2010/wordprocessingInk" xmlns:wps="http://schemas.microsoft.com/office/word/2010/wordprocessingShape" mc:Ignorable="w14 wp14">
+  <w:p>
+    <w:pPr>
+      <w:pStyle w:val="Footer"/>
+    </w:pPr>
+  </w:p>
+</w:ftr>
+</file>
+
+<file path=word/footer2.xml><?xml version="1.0" encoding="utf-8"?>
+<w:ftr xmlns:m="http://schemas.openxmlformats.org/officeDocument/2006/math" xmlns:mc="http://schemas.openxmlformats.org/markup-compatibility/2006" xmlns:mo="http://schemas.microsoft.com/office/mac/office/2008/main" xmlns:mv="urn:schemas-microsoft-com:mac:vml" xmlns:o="urn:schemas-microsoft-com:office:office" xmlns:r="http://schemas.openxmlformats.org/officeDocument/2006/relationships" xmlns:v="urn:schemas-microsoft-com:vml" xmlns:w10="urn:schemas-microsoft-com:office:word" xmlns:w14="http://schemas.microsoft.com/office/word/2010/wordml" xmlns:w="http://schemas.openxmlformats.org/wordprocessingml/2006/main" xmlns:wne="http://schemas.microsoft.com/office/word/2006/wordml" xmlns:wp14="http://schemas.microsoft.com/office/word/2010/wordprocessingDrawing" xmlns:wp="http://schemas.openxmlformats.org/drawingml/2006/wordprocessingDrawing" xmlns:wpc="http://schemas.microsoft.com/office/word/2010/wordprocessingCanvas" xmlns:wpg="http://schemas.microsoft.com/office/word/2010/wordprocessingGroup" xmlns:wpi="http://schemas.microsoft.com/office/word/2010/wordprocessingInk" xmlns:wps="http://schemas.microsoft.com/office/word/2010/wordprocessingShape" mc:Ignorable="w14 wp14">
+  <w:p>
+    <w:pPr>
+      <w:pStyle w:val="Footer"/>
+    </w:pPr>
+  </w:p>
+</w:ftr>
 </file>
 
 <file path=word/footnotes.xml><?xml version="1.0" encoding="utf-8"?>
@@ -1208,6 +1231,16 @@
         </wp:anchor>
       </w:drawing>
     </w:r>
+  </w:p>
+</w:hdr>
+</file>
+
+<file path=word/header2.xml><?xml version="1.0" encoding="utf-8"?>
+<w:hdr xmlns:m="http://schemas.openxmlformats.org/officeDocument/2006/math" xmlns:mc="http://schemas.openxmlformats.org/markup-compatibility/2006" xmlns:mo="http://schemas.microsoft.com/office/mac/office/2008/main" xmlns:mv="urn:schemas-microsoft-com:mac:vml" xmlns:o="urn:schemas-microsoft-com:office:office" xmlns:r="http://schemas.openxmlformats.org/officeDocument/2006/relationships" xmlns:v="urn:schemas-microsoft-com:vml" xmlns:w10="urn:schemas-microsoft-com:office:word" xmlns:w14="http://schemas.microsoft.com/office/word/2010/wordml" xmlns:w="http://schemas.openxmlformats.org/wordprocessingml/2006/main" xmlns:wne="http://schemas.microsoft.com/office/word/2006/wordml" xmlns:wp14="http://schemas.microsoft.com/office/word/2010/wordprocessingDrawing" xmlns:wp="http://schemas.openxmlformats.org/drawingml/2006/wordprocessingDrawing" xmlns:wpc="http://schemas.microsoft.com/office/word/2010/wordprocessingCanvas" xmlns:wpg="http://schemas.microsoft.com/office/word/2010/wordprocessingGroup" xmlns:wpi="http://schemas.microsoft.com/office/word/2010/wordprocessingInk" xmlns:wps="http://schemas.microsoft.com/office/word/2010/wordprocessingShape" mc:Ignorable="w14 wp14">
+  <w:p>
+    <w:pPr>
+      <w:pStyle w:val="Header"/>
+    </w:pPr>
   </w:p>
 </w:hdr>
 </file>
